--- a/technical_document/docx/03_maintenance/DOC-03-MNT-02_Flyway_Database_Migration_and_Schema_Evolution_Guide.docx
+++ b/technical_document/docx/03_maintenance/DOC-03-MNT-02_Flyway_Database_Migration_and_Schema_Evolution_Guide.docx
@@ -1523,6 +1523,58 @@
           </w:p>
         </w:tc>
       </w:tr>
+      <w:tr>
+        <w:tc>
+          <w:tcPr>
+            <w:tcW w:type="dxa" w:w="1872"/>
+          </w:tcPr>
+          <w:p>
+            <w:r>
+              <w:t>3.1.0</w:t>
+            </w:r>
+          </w:p>
+        </w:tc>
+        <w:tc>
+          <w:tcPr>
+            <w:tcW w:type="dxa" w:w="1872"/>
+          </w:tcPr>
+          <w:p>
+            <w:r>
+              <w:t>October 2026</w:t>
+            </w:r>
+          </w:p>
+        </w:tc>
+        <w:tc>
+          <w:tcPr>
+            <w:tcW w:type="dxa" w:w="1872"/>
+          </w:tcPr>
+          <w:p>
+            <w:r>
+              <w:t>Independent Forensic Re-audit</w:t>
+            </w:r>
+          </w:p>
+        </w:tc>
+        <w:tc>
+          <w:tcPr>
+            <w:tcW w:type="dxa" w:w="1872"/>
+          </w:tcPr>
+          <w:p>
+            <w:r>
+              <w:t>Factual corrections per audit/docx_forensic_audit_2026-10-08.md</w:t>
+            </w:r>
+          </w:p>
+        </w:tc>
+        <w:tc>
+          <w:tcPr>
+            <w:tcW w:type="dxa" w:w="1872"/>
+          </w:tcPr>
+          <w:p>
+            <w:r>
+              <w:t>Applied</w:t>
+            </w:r>
+          </w:p>
+        </w:tc>
+      </w:tr>
     </w:tbl>
     <w:p>
       <w:pPr>
@@ -1729,7 +1781,7 @@
           <w:color w:val="003366"/>
           <w:sz w:val="18"/>
         </w:rPr>
-        <w:t>Figure 1: Customer Master Table Schema Following Flyway V018 Migration</w:t>
+        <w:t>Figure 1: Customer Master Table Schema Following Flyway V18 Migration</w:t>
       </w:r>
     </w:p>
     <w:p>
@@ -1814,25 +1866,25 @@
               <w:br/>
               <w:t xml:space="preserve">    subgraph PG17 ["PostgreSQL 17 Database Server (ulms_prod)"]</w:t>
               <w:br/>
-              <w:t xml:space="preserve">        subgraph Schema_ULMS ["ulms_app Schema (42 Tables)"]</w:t>
+              <w:t xml:space="preserve">        subgraph Schema_ULMS ["ulms Schema (67 tables in total, V1–V18)"]</w:t>
               <w:br/>
-              <w:t xml:space="preserve">            T1["customers, kyc_records"]</w:t>
+              <w:t xml:space="preserve">            T1["customer, kyc_check"]</w:t>
               <w:br/>
-              <w:t xml:space="preserve">            T2["applications, collaterals"]</w:t>
+              <w:t xml:space="preserve">            T2["application, collateral"]</w:t>
               <w:br/>
-              <w:t xml:space="preserve">            T3["scorecards, cib_inquiries"]</w:t>
+              <w:t xml:space="preserve">            T3["score_result, cib_report"]</w:t>
               <w:br/>
-              <w:t xml:space="preserve">            T4["approval_tasks, sanction_letters"]</w:t>
+              <w:t xml:space="preserve">            T4["approval_band, workflow_task"]</w:t>
               <w:br/>
-              <w:t xml:space="preserve">            T5["collections_cases, dunning_actions"]</w:t>
+              <w:t xml:space="preserve">            T5["collection_action, dunning_step"]</w:t>
               <w:br/>
-              <w:t xml:space="preserve">            T6["classification_history, provision_runs"]</w:t>
+              <w:t xml:space="preserve">            T6["classification_history, provision_run"]</w:t>
               <w:br/>
-              <w:t xml:space="preserve">            T7["outbox_events, idempotency_keys"]</w:t>
+              <w:t xml:space="preserve">            T7["outbox_event, idempotency_key"]</w:t>
               <w:br/>
               <w:t xml:space="preserve">        end</w:t>
               <w:br/>
-              <w:t xml:space="preserve">        subgraph Schema_Fineract ["mifostenant-default Schema (25 Tables)"]</w:t>
+              <w:t xml:space="preserve">        subgraph Schema_Fineract ["fineract_default Schema (25 Tables)"]</w:t>
               <w:br/>
               <w:t xml:space="preserve">            F1["m_client, m_group"]</w:t>
               <w:br/>
@@ -1846,7 +1898,7 @@
               <w:br/>
               <w:t xml:space="preserve">    end</w:t>
               <w:br/>
-              <w:t xml:space="preserve">    API["ULMS Spring Boot API"] --&gt;|Flyway V001..V018| Schema_ULMS</w:t>
+              <w:t xml:space="preserve">    API["ULMS Spring Boot API"] --&gt;|Flyway V1..V18| Schema_ULMS</w:t>
               <w:br/>
               <w:t xml:space="preserve">    FIN["Fineract CE 1.12.x"] --&gt;|Fineract Native Migrations| Schema_Fineract</w:t>
             </w:r>
@@ -1894,7 +1946,7 @@
           <w:color w:val="2D3748"/>
           <w:sz w:val="19"/>
         </w:rPr>
-        <w:t>`ulms_app` (Managed by Flyway):</w:t>
+        <w:t>`ulms` (Managed by Flyway):</w:t>
       </w:r>
       <w:r>
         <w:rPr>
@@ -1925,7 +1977,7 @@
           <w:color w:val="2D3748"/>
           <w:sz w:val="19"/>
         </w:rPr>
-        <w:t>`mifostenant-default` (Managed by Fineract Engine):</w:t>
+        <w:t>`fineract_default` (Managed by Fineract Engine):</w:t>
       </w:r>
       <w:r>
         <w:rPr>
@@ -2084,7 +2136,7 @@
           <w:color w:val="801515"/>
           <w:sz w:val="18"/>
         </w:rPr>
-        <w:t>ulms_app</w:t>
+        <w:t>ulms</w:t>
       </w:r>
       <w:r>
         <w:rPr>
@@ -2278,7 +2330,7 @@
                 <w:color w:val="2D3748"/>
                 <w:sz w:val="17"/>
               </w:rPr>
-              <w:t>`V001__init_extensions.sql`</w:t>
+              <w:t>`V1__init.sql`</w:t>
             </w:r>
           </w:p>
         </w:tc>
@@ -2436,7 +2488,7 @@
                 <w:color w:val="2D3748"/>
                 <w:sz w:val="17"/>
               </w:rPr>
-              <w:t>`V002__create_customer_tables.sql`</w:t>
+              <w:t>`V2__origination_workflow.sql`</w:t>
             </w:r>
           </w:p>
         </w:tc>
@@ -2602,7 +2654,7 @@
                 <w:color w:val="2D3748"/>
                 <w:sz w:val="17"/>
               </w:rPr>
-              <w:t>`V003__create_application_tables.sql`</w:t>
+              <w:t>`V3__customer_compliance.sql`</w:t>
             </w:r>
           </w:p>
         </w:tc>
@@ -2752,7 +2804,7 @@
                 <w:color w:val="2D3748"/>
                 <w:sz w:val="17"/>
               </w:rPr>
-              <w:t>`V004__create_collateral_tables.sql`</w:t>
+              <w:t>`V4__actor_width.sql`</w:t>
             </w:r>
           </w:p>
         </w:tc>
@@ -2902,7 +2954,7 @@
                 <w:color w:val="2D3748"/>
                 <w:sz w:val="17"/>
               </w:rPr>
-              <w:t>`V005__create_cib_tables.sql`</w:t>
+              <w:t>`V5__credit_approval.sql`</w:t>
             </w:r>
           </w:p>
         </w:tc>
@@ -3052,7 +3104,7 @@
                 <w:color w:val="2D3748"/>
                 <w:sz w:val="17"/>
               </w:rPr>
-              <w:t>`V006__create_assessment_tables.sql`</w:t>
+              <w:t>`V6__cib_compliance.sql`</w:t>
             </w:r>
           </w:p>
         </w:tc>
@@ -3202,7 +3254,7 @@
                 <w:color w:val="2D3748"/>
                 <w:sz w:val="17"/>
               </w:rPr>
-              <w:t>`V007__create_approval_tables.sql`</w:t>
+              <w:t>`V7__concurrency_audit.sql`</w:t>
             </w:r>
           </w:p>
         </w:tc>
@@ -3352,7 +3404,7 @@
                 <w:color w:val="2D3748"/>
                 <w:sz w:val="17"/>
               </w:rPr>
-              <w:t>`V008__create_sanction_tables.sql`</w:t>
+              <w:t>`V8__servicing_collections.sql`</w:t>
             </w:r>
           </w:p>
         </w:tc>
@@ -3502,7 +3554,7 @@
                 <w:color w:val="2D3748"/>
                 <w:sz w:val="17"/>
               </w:rPr>
-              <w:t>`V009__create_servicing_tables.sql`</w:t>
+              <w:t>`V9__collections_parity.sql`</w:t>
             </w:r>
           </w:p>
         </w:tc>
@@ -3652,7 +3704,7 @@
                 <w:color w:val="2D3748"/>
                 <w:sz w:val="17"/>
               </w:rPr>
-              <w:t>`V010__create_repayment_tables.sql`</w:t>
+              <w:t>`V10__regcon_reporting.sql`</w:t>
             </w:r>
           </w:p>
         </w:tc>
@@ -3802,7 +3854,7 @@
                 <w:color w:val="2D3748"/>
                 <w:sz w:val="17"/>
               </w:rPr>
-              <w:t>`V011__create_webhook_tables.sql`</w:t>
+              <w:t>`V11__regcon_audit_g.sql`</w:t>
             </w:r>
           </w:p>
         </w:tc>
@@ -3952,7 +4004,7 @@
                 <w:color w:val="2D3748"/>
                 <w:sz w:val="17"/>
               </w:rPr>
-              <w:t>`V012__create_collections_tables.sql`</w:t>
+              <w:t>`V12__r3_r4_r5_modules.sql`</w:t>
             </w:r>
           </w:p>
         </w:tc>
@@ -4102,7 +4154,7 @@
                 <w:color w:val="2D3748"/>
                 <w:sz w:val="17"/>
               </w:rPr>
-              <w:t>`V013__create_dunning_tables.sql`</w:t>
+              <w:t>`V13__loan_stage_width.sql`</w:t>
             </w:r>
           </w:p>
         </w:tc>
@@ -4252,7 +4304,7 @@
                 <w:color w:val="2D3748"/>
                 <w:sz w:val="17"/>
               </w:rPr>
-              <w:t>`V014__create_compliance_tables.sql`</w:t>
+              <w:t>`V14__r10_business_logic.sql`</w:t>
             </w:r>
           </w:p>
         </w:tc>
@@ -4316,7 +4368,7 @@
                 <w:color w:val="801515"/>
                 <w:sz w:val="16"/>
               </w:rPr>
-              <w:t>classification_history</w:t>
+              <w:t>classification_history, provision_run</w:t>
             </w:r>
             <w:r>
               <w:rPr>
@@ -4324,7 +4376,6 @@
                 <w:color w:val="2D3748"/>
                 <w:sz w:val="17"/>
               </w:rPr>
-              <w:t xml:space="preserve">, </w:t>
             </w:r>
             <w:r>
               <w:rPr>
@@ -4332,7 +4383,6 @@
                 <w:color w:val="801515"/>
                 <w:sz w:val="16"/>
               </w:rPr>
-              <w:t>provision_runs</w:t>
             </w:r>
           </w:p>
         </w:tc>
@@ -4402,7 +4452,7 @@
                 <w:color w:val="2D3748"/>
                 <w:sz w:val="17"/>
               </w:rPr>
-              <w:t>`V015__create_outbox_tables.sql`</w:t>
+              <w:t>`V15__q3_uat_flips.sql`</w:t>
             </w:r>
           </w:p>
         </w:tc>
@@ -4466,7 +4516,7 @@
                 <w:color w:val="801515"/>
                 <w:sz w:val="16"/>
               </w:rPr>
-              <w:t>outbox_events</w:t>
+              <w:t>outbox_event</w:t>
             </w:r>
             <w:r>
               <w:rPr>
@@ -4552,7 +4602,7 @@
                 <w:color w:val="2D3748"/>
                 <w:sz w:val="17"/>
               </w:rPr>
-              <w:t>`V016__create_idempotency_tables.sql`</w:t>
+              <w:t>`V16__q1_workflow_depth.sql`</w:t>
             </w:r>
           </w:p>
         </w:tc>
@@ -4686,7 +4736,7 @@
                 <w:color w:val="2D3748"/>
                 <w:sz w:val="17"/>
               </w:rPr>
-              <w:t>`V017__add_indexes_and_constraints.sql`</w:t>
+              <w:t>`V17__q1_collections_depth.sql`</w:t>
             </w:r>
           </w:p>
         </w:tc>
@@ -4820,7 +4870,7 @@
                 <w:color w:val="2D3748"/>
                 <w:sz w:val="17"/>
               </w:rPr>
-              <w:t>`V018__audit_trail_triggers.sql`</w:t>
+              <w:t>`V18__field_gateway.sql`</w:t>
             </w:r>
           </w:p>
         </w:tc>
@@ -4884,7 +4934,7 @@
                 <w:color w:val="801515"/>
                 <w:sz w:val="16"/>
               </w:rPr>
-              <w:t>audit_entries</w:t>
+              <w:t>audit_entry</w:t>
             </w:r>
             <w:r>
               <w:rPr>
@@ -4960,7 +5010,7 @@
           <w:color w:val="2D3748"/>
           <w:sz w:val="19"/>
         </w:rPr>
-        <w:t>As illustrated in Figure 3 below, Underlying mifostenant-default schema migration in active servicing mode.</w:t>
+        <w:t>As illustrated in Figure 3 below, Underlying fineract_default schema migration in active servicing mode.</w:t>
       </w:r>
     </w:p>
     <w:tbl>
@@ -5062,7 +5112,7 @@
           <w:color w:val="718096"/>
           <w:sz w:val="16"/>
         </w:rPr>
-        <w:t>Underlying mifostenant-default schema migration in active servicing mode.</w:t>
+        <w:t>Underlying fineract_default schema migration in active servicing mode.</w:t>
       </w:r>
     </w:p>
     <w:p>
@@ -5303,7 +5353,7 @@
               </w:rPr>
               <w:t xml:space="preserve">   -- Safe Column Addition</w:t>
               <w:br/>
-              <w:t xml:space="preserve">   ALTER TABLE ulms_app.customers </w:t>
+              <w:t xml:space="preserve">   ALTER TABLE ulms.customer </w:t>
               <w:br/>
               <w:t xml:space="preserve">   ADD COLUMN IF NOT EXISTS national_id_v2 VARCHAR(17);</w:t>
             </w:r>
@@ -5414,7 +5464,7 @@
               </w:rPr>
               <w:t xml:space="preserve">   CREATE INDEX CONCURRENTLY IF NOT EXISTS idx_customers_nid_v2 </w:t>
               <w:br/>
-              <w:t xml:space="preserve">   ON ulms_app.customers (national_id_v2);</w:t>
+              <w:t xml:space="preserve">   ON ulms.customer (national_id_v2);</w:t>
             </w:r>
           </w:p>
         </w:tc>
@@ -5677,7 +5727,7 @@
               </w:rPr>
               <w:t xml:space="preserve">  SELECT version, description, checksum, installed_on </w:t>
               <w:br/>
-              <w:t xml:space="preserve">  FROM ulms_app.flyway_schema_history </w:t>
+              <w:t xml:space="preserve">  FROM ulms.flyway_schema_history </w:t>
               <w:br/>
               <w:t xml:space="preserve">  WHERE version = '004';</w:t>
             </w:r>
@@ -6047,7 +6097,7 @@
                 <w:color w:val="1A202C"/>
                 <w:sz w:val="17"/>
               </w:rPr>
-              <w:t xml:space="preserve">  DELETE FROM ulms_app.flyway_schema_history WHERE version = '$FAILED_VERSION' AND success = false;</w:t>
+              <w:t xml:space="preserve">  DELETE FROM ulms.flyway_schema_history WHERE version = '$FAILED_VERSION' AND success = false;</w:t>
             </w:r>
           </w:p>
         </w:tc>
@@ -6109,6 +6159,19 @@
           <w:sz w:val="19"/>
         </w:rPr>
         <w:t>— End of Flyway Database Migration &amp; Schema Evolution Guide —</w:t>
+      </w:r>
+    </w:p>
+    <w:p>
+      <w:r>
+        <w:rPr>
+          <w:b/>
+        </w:rPr>
+        <w:t>Addendum — v3.1.0 corrections (Independent Forensic Re-audit, 8 October 2026)</w:t>
+      </w:r>
+    </w:p>
+    <w:p>
+      <w:r>
+        <w:t>Migration inventory replaced (v3.1.0) with the real V1–V18 filenames from apps/api/src/main/resources/db/migration/ (V1__init, V2__origination_workflow, V3__customer_compliance, V4__actor_width, V5__credit_approval, V6__cib_compliance, V7__concurrency_audit, V8__servicing_collections, V9__collections_parity, V10__regcon_reporting, V11__regcon_audit_g, V12__r3_r4_r5_modules, V13__loan_stage_width, V14__r10_business_logic, V15__q3_uat_flips, V16__q1_workflow_depth, V17__q1_collections_depth, V18__field_gateway). Schema names corrected to ulms (67 tables total) + fineract_default. The 45k-row rehearsal script lives at deploy/drills/migration-45k-rehearsal.sh.</w:t>
       </w:r>
     </w:p>
     <w:sectPr>
